--- a/data/prospectus_review.docx
+++ b/data/prospectus_review.docx
@@ -329,54 +329,54 @@
       </w:r>
     </w:p>
     <w:p>
+      <w:pPr/>
+      <w:r>
+        <w:t>The method used to calculate overall exposure of the Compartment is the commitment approach.</w:t>
+      </w:r>
+    </w:p>
+    <w:p>
       <w:pPr>
         <w:rPr>
-          <w:ins w:id="30" w:author="Clause Inserter" w:date="2026-03-25T11:53:02Z"/>
+          <w:ins w:id="39" w:author="Clause Inserter" w:date="2026-03-26T11:25:23Z"/>
         </w:rPr>
       </w:pPr>
     </w:p>
     <w:p>
       <w:pPr>
         <w:rPr>
-          <w:ins w:id="28" w:author="Clause Inserter" w:date="2026-03-25T11:53:02Z"/>
+          <w:ins w:id="40" w:author="Clause Inserter" w:date="2026-03-26T11:25:23Z"/>
         </w:rPr>
       </w:pPr>
-      <w:ins w:id="29" w:author="Clause Inserter" w:date="2026-03-25T11:53:02Z">
+      <w:ins w:id="41" w:author="Clause Inserter" w:date="2026-03-26T11:25:23Z">
         <w:r>
           <w:rPr>
             <w:b/>
           </w:rPr>
-          <w:t xml:space="preserve">Sustainable Finance Disclosure Clause</w:t>
+          <w:t xml:space="preserve">Sustainable Finance Disclosure</w:t>
         </w:r>
       </w:ins>
     </w:p>
     <w:p>
       <w:pPr>
         <w:rPr>
-          <w:ins w:id="26" w:author="Clause Inserter" w:date="2026-03-25T11:53:02Z"/>
+          <w:ins w:id="42" w:author="Clause Inserter" w:date="2026-03-26T11:25:23Z"/>
         </w:rPr>
       </w:pPr>
-      <w:ins w:id="27" w:author="Clause Inserter" w:date="2026-03-25T11:53:02Z">
+      <w:ins w:id="43" w:author="Clause Inserter" w:date="2026-03-26T11:25:23Z">
         <w:r>
           <w:rPr>
             <w:b w:val="0"/>
           </w:rPr>
-          <w:t xml:space="preserve">[CLAUSE CONTENT TO BE COMPLETED]</w:t>
+          <w:t xml:space="preserve">The Management Company ensures compliance with Regulation (EU) 2019/2088 (SFDR). Pre-contractual and periodic disclosures are made available to investors in accordance with the applicable regulatory requirements.</w:t>
         </w:r>
       </w:ins>
     </w:p>
     <w:p>
       <w:pPr>
         <w:rPr>
-          <w:ins w:id="25" w:author="Clause Inserter" w:date="2026-03-25T11:53:02Z"/>
+          <w:ins w:id="44" w:author="Clause Inserter" w:date="2026-03-26T11:25:23Z"/>
         </w:rPr>
       </w:pPr>
-    </w:p>
-    <w:p>
-      <w:pPr/>
-      <w:r>
-        <w:t>The method used to calculate overall exposure of the Compartment is the commitment approach.</w:t>
-      </w:r>
     </w:p>
     <w:p>
       <w:pPr/>
@@ -541,54 +541,84 @@
       </w:r>
     </w:p>
     <w:p>
+      <w:pPr/>
+      <w:r>
+        <w:t>The Management Company has implemented a conflicts of interest policy. Potential conflicts are managed through information barriers and escalation procedures.</w:t>
+      </w:r>
+    </w:p>
+    <w:p>
       <w:pPr>
         <w:rPr>
-          <w:ins w:id="24" w:author="Clause Inserter" w:date="2026-03-25T11:53:02Z"/>
+          <w:ins w:id="29" w:author="Clause Inserter" w:date="2026-03-26T11:25:23Z"/>
         </w:rPr>
       </w:pPr>
     </w:p>
     <w:p>
       <w:pPr>
         <w:rPr>
-          <w:ins w:id="22" w:author="Clause Inserter" w:date="2026-03-25T11:53:02Z"/>
+          <w:ins w:id="30" w:author="Clause Inserter" w:date="2026-03-26T11:25:23Z"/>
         </w:rPr>
       </w:pPr>
-      <w:ins w:id="23" w:author="Clause Inserter" w:date="2026-03-25T11:53:02Z">
+      <w:ins w:id="31" w:author="Clause Inserter" w:date="2026-03-26T11:25:23Z">
         <w:r>
           <w:rPr>
             <w:b/>
           </w:rPr>
-          <w:t xml:space="preserve">Stewardship Policy Clause</w:t>
+          <w:t xml:space="preserve">Stewardship Policy</w:t>
         </w:r>
       </w:ins>
     </w:p>
     <w:p>
       <w:pPr>
         <w:rPr>
-          <w:ins w:id="20" w:author="Clause Inserter" w:date="2026-03-25T11:53:02Z"/>
+          <w:ins w:id="32" w:author="Clause Inserter" w:date="2026-03-26T11:25:23Z"/>
         </w:rPr>
       </w:pPr>
-      <w:ins w:id="21" w:author="Clause Inserter" w:date="2026-03-25T11:53:02Z">
+      <w:ins w:id="33" w:author="Clause Inserter" w:date="2026-03-26T11:25:23Z">
         <w:r>
           <w:rPr>
             <w:b w:val="0"/>
           </w:rPr>
-          <w:t xml:space="preserve">[CLAUSE CONTENT TO BE COMPLETED]</w:t>
+          <w:t xml:space="preserve">Monitor and engage with investee companies on ESG matters.</w:t>
         </w:r>
       </w:ins>
     </w:p>
     <w:p>
       <w:pPr>
         <w:rPr>
-          <w:ins w:id="19" w:author="Clause Inserter" w:date="2026-03-25T11:53:02Z"/>
+          <w:ins w:id="34" w:author="Clause Inserter" w:date="2026-03-26T11:25:23Z"/>
         </w:rPr>
       </w:pPr>
+      <w:ins w:id="35" w:author="Clause Inserter" w:date="2026-03-26T11:25:23Z">
+        <w:r>
+          <w:rPr>
+            <w:b w:val="0"/>
+          </w:rPr>
+          <w:t xml:space="preserve">Exercise voting rights in accordance with the Stewardship Policy.</w:t>
+        </w:r>
+      </w:ins>
     </w:p>
     <w:p>
-      <w:pPr/>
-      <w:r>
-        <w:t>The Management Company has implemented a conflicts of interest policy. Potential conflicts are managed through information barriers and escalation procedures.</w:t>
-      </w:r>
+      <w:pPr>
+        <w:rPr>
+          <w:ins w:id="36" w:author="Clause Inserter" w:date="2026-03-26T11:25:23Z"/>
+        </w:rPr>
+      </w:pPr>
+      <w:ins w:id="37" w:author="Clause Inserter" w:date="2026-03-26T11:25:23Z">
+        <w:r>
+          <w:rPr>
+            <w:b w:val="0"/>
+          </w:rPr>
+          <w:t xml:space="preserve">Disclose engagement and voting outcomes in the annual report.</w:t>
+        </w:r>
+      </w:ins>
+    </w:p>
+    <w:p>
+      <w:pPr>
+        <w:rPr>
+          <w:ins w:id="38" w:author="Clause Inserter" w:date="2026-03-26T11:25:23Z"/>
+        </w:rPr>
+      </w:pPr>
     </w:p>
     <w:p>
       <w:pPr/>
@@ -713,44 +743,89 @@
     <w:p>
       <w:pPr>
         <w:rPr>
-          <w:ins w:id="18" w:author="Clause Inserter" w:date="2026-03-25T11:53:02Z"/>
+          <w:ins w:id="17" w:author="Clause Inserter" w:date="2026-03-26T11:25:23Z"/>
         </w:rPr>
       </w:pPr>
     </w:p>
     <w:p>
       <w:pPr>
         <w:rPr>
-          <w:ins w:id="16" w:author="Clause Inserter" w:date="2026-03-25T11:53:02Z"/>
+          <w:ins w:id="18" w:author="Clause Inserter" w:date="2026-03-26T11:25:23Z"/>
         </w:rPr>
       </w:pPr>
-      <w:ins w:id="17" w:author="Clause Inserter" w:date="2026-03-25T11:53:02Z">
+      <w:ins w:id="19" w:author="Clause Inserter" w:date="2026-03-26T11:25:23Z">
         <w:r>
           <w:rPr>
             <w:b/>
           </w:rPr>
-          <w:t xml:space="preserve">German Investment Tax Act Clause</w:t>
+          <w:t xml:space="preserve">German Investment Tax Act</w:t>
         </w:r>
       </w:ins>
     </w:p>
     <w:p>
       <w:pPr>
         <w:rPr>
-          <w:ins w:id="14" w:author="Clause Inserter" w:date="2026-03-25T11:53:02Z"/>
+          <w:ins w:id="20" w:author="Clause Inserter" w:date="2026-03-26T11:25:23Z"/>
         </w:rPr>
       </w:pPr>
-      <w:ins w:id="15" w:author="Clause Inserter" w:date="2026-03-25T11:53:02Z">
+      <w:ins w:id="21" w:author="Clause Inserter" w:date="2026-03-26T11:25:23Z">
         <w:r>
           <w:rPr>
-            <w:b w:val="0"/>
+            <w:b/>
           </w:rPr>
-          <w:t xml:space="preserve">[CLAUSE CONTENT TO BE COMPLETED]</w:t>
+          <w:t xml:space="preserve">Equity fund status:</w:t>
         </w:r>
       </w:ins>
     </w:p>
     <w:p>
       <w:pPr>
         <w:rPr>
-          <w:ins w:id="13" w:author="Clause Inserter" w:date="2026-03-25T11:53:02Z"/>
+          <w:ins w:id="22" w:author="Clause Inserter" w:date="2026-03-26T11:25:23Z"/>
+        </w:rPr>
+      </w:pPr>
+      <w:ins w:id="23" w:author="Clause Inserter" w:date="2026-03-26T11:25:23Z">
+        <w:r>
+          <w:rPr>
+            <w:b w:val="0"/>
+          </w:rPr>
+          <w:t xml:space="preserve">At least 51% of the Compartment's assets consist of equity participations within the meaning of the German Investment Tax Act (InvStG).</w:t>
+        </w:r>
+      </w:ins>
+    </w:p>
+    <w:p>
+      <w:pPr>
+        <w:rPr>
+          <w:ins w:id="24" w:author="Clause Inserter" w:date="2026-03-26T11:25:23Z"/>
+        </w:rPr>
+      </w:pPr>
+      <w:ins w:id="25" w:author="Clause Inserter" w:date="2026-03-26T11:25:23Z">
+        <w:r>
+          <w:rPr>
+            <w:b/>
+          </w:rPr>
+          <w:t xml:space="preserve">Mixed fund status:</w:t>
+        </w:r>
+      </w:ins>
+    </w:p>
+    <w:p>
+      <w:pPr>
+        <w:rPr>
+          <w:ins w:id="26" w:author="Clause Inserter" w:date="2026-03-26T11:25:23Z"/>
+        </w:rPr>
+      </w:pPr>
+      <w:ins w:id="27" w:author="Clause Inserter" w:date="2026-03-26T11:25:23Z">
+        <w:r>
+          <w:rPr>
+            <w:b w:val="0"/>
+          </w:rPr>
+          <w:t xml:space="preserve">At least 25% of the Compartment's assets consist of equity participations within the meaning of the German Investment Tax Act (InvStG).</w:t>
+        </w:r>
+      </w:ins>
+    </w:p>
+    <w:p>
+      <w:pPr>
+        <w:rPr>
+          <w:ins w:id="28" w:author="Clause Inserter" w:date="2026-03-26T11:25:23Z"/>
         </w:rPr>
       </w:pPr>
     </w:p>
@@ -923,54 +998,54 @@
       </w:r>
     </w:p>
     <w:p>
+      <w:pPr/>
+      <w:r>
+        <w:t>The method used to calculate overall exposure of the Compartment is the value-at-risk (VaR) approach.</w:t>
+      </w:r>
+    </w:p>
+    <w:p>
       <w:pPr>
         <w:rPr>
-          <w:ins w:id="12" w:author="Clause Inserter" w:date="2026-03-25T11:53:02Z"/>
+          <w:ins w:id="11" w:author="Clause Inserter" w:date="2026-03-26T11:25:23Z"/>
         </w:rPr>
       </w:pPr>
     </w:p>
     <w:p>
       <w:pPr>
         <w:rPr>
-          <w:ins w:id="10" w:author="Clause Inserter" w:date="2026-03-25T11:53:02Z"/>
+          <w:ins w:id="12" w:author="Clause Inserter" w:date="2026-03-26T11:25:23Z"/>
         </w:rPr>
       </w:pPr>
-      <w:ins w:id="11" w:author="Clause Inserter" w:date="2026-03-25T11:53:02Z">
+      <w:ins w:id="13" w:author="Clause Inserter" w:date="2026-03-26T11:25:23Z">
         <w:r>
           <w:rPr>
             <w:b/>
           </w:rPr>
-          <w:t xml:space="preserve">Sustainable Finance Disclosure Clause</w:t>
+          <w:t xml:space="preserve">Sustainable Finance Disclosure</w:t>
         </w:r>
       </w:ins>
     </w:p>
     <w:p>
       <w:pPr>
         <w:rPr>
-          <w:ins w:id="8" w:author="Clause Inserter" w:date="2026-03-25T11:53:02Z"/>
+          <w:ins w:id="14" w:author="Clause Inserter" w:date="2026-03-26T11:25:23Z"/>
         </w:rPr>
       </w:pPr>
-      <w:ins w:id="9" w:author="Clause Inserter" w:date="2026-03-25T11:53:02Z">
+      <w:ins w:id="15" w:author="Clause Inserter" w:date="2026-03-26T11:25:23Z">
         <w:r>
           <w:rPr>
             <w:b w:val="0"/>
           </w:rPr>
-          <w:t xml:space="preserve">[CLAUSE CONTENT TO BE COMPLETED]</w:t>
+          <w:t xml:space="preserve">The Management Company ensures compliance with Regulation (EU) 2019/2088 (SFDR). Pre-contractual and periodic disclosures are made available to investors in accordance with the applicable regulatory requirements.</w:t>
         </w:r>
       </w:ins>
     </w:p>
     <w:p>
       <w:pPr>
         <w:rPr>
-          <w:ins w:id="7" w:author="Clause Inserter" w:date="2026-03-25T11:53:02Z"/>
+          <w:ins w:id="16" w:author="Clause Inserter" w:date="2026-03-26T11:25:23Z"/>
         </w:rPr>
       </w:pPr>
-    </w:p>
-    <w:p>
-      <w:pPr/>
-      <w:r>
-        <w:t>The method used to calculate overall exposure of the Compartment is the value-at-risk (VaR) approach.</w:t>
-      </w:r>
     </w:p>
     <w:p>
       <w:pPr/>
@@ -1135,54 +1210,84 @@
       </w:r>
     </w:p>
     <w:p>
+      <w:pPr/>
+      <w:r>
+        <w:t>The Management Company has implemented a conflicts of interest policy. Potential conflicts are managed through information barriers and escalation procedures.</w:t>
+      </w:r>
+    </w:p>
+    <w:p>
       <w:pPr>
         <w:rPr>
-          <w:ins w:id="6" w:author="Clause Inserter" w:date="2026-03-25T11:53:02Z"/>
+          <w:ins w:id="1" w:author="Clause Inserter" w:date="2026-03-26T11:25:23Z"/>
         </w:rPr>
       </w:pPr>
     </w:p>
     <w:p>
       <w:pPr>
         <w:rPr>
-          <w:ins w:id="4" w:author="Clause Inserter" w:date="2026-03-25T11:53:02Z"/>
+          <w:ins w:id="2" w:author="Clause Inserter" w:date="2026-03-26T11:25:23Z"/>
         </w:rPr>
       </w:pPr>
-      <w:ins w:id="5" w:author="Clause Inserter" w:date="2026-03-25T11:53:02Z">
+      <w:ins w:id="3" w:author="Clause Inserter" w:date="2026-03-26T11:25:23Z">
         <w:r>
           <w:rPr>
             <w:b/>
           </w:rPr>
-          <w:t xml:space="preserve">Stewardship Policy Clause</w:t>
+          <w:t xml:space="preserve">Stewardship Policy</w:t>
         </w:r>
       </w:ins>
     </w:p>
     <w:p>
       <w:pPr>
         <w:rPr>
-          <w:ins w:id="2" w:author="Clause Inserter" w:date="2026-03-25T11:53:02Z"/>
+          <w:ins w:id="4" w:author="Clause Inserter" w:date="2026-03-26T11:25:23Z"/>
         </w:rPr>
       </w:pPr>
-      <w:ins w:id="3" w:author="Clause Inserter" w:date="2026-03-25T11:53:02Z">
+      <w:ins w:id="5" w:author="Clause Inserter" w:date="2026-03-26T11:25:23Z">
         <w:r>
           <w:rPr>
             <w:b w:val="0"/>
           </w:rPr>
-          <w:t xml:space="preserve">[CLAUSE CONTENT TO BE COMPLETED]</w:t>
+          <w:t xml:space="preserve">Monitor and engage with investee companies on ESG matters.</w:t>
         </w:r>
       </w:ins>
     </w:p>
     <w:p>
       <w:pPr>
         <w:rPr>
-          <w:ins w:id="1" w:author="Clause Inserter" w:date="2026-03-25T11:53:02Z"/>
+          <w:ins w:id="6" w:author="Clause Inserter" w:date="2026-03-26T11:25:23Z"/>
         </w:rPr>
       </w:pPr>
+      <w:ins w:id="7" w:author="Clause Inserter" w:date="2026-03-26T11:25:23Z">
+        <w:r>
+          <w:rPr>
+            <w:b w:val="0"/>
+          </w:rPr>
+          <w:t xml:space="preserve">Exercise voting rights in accordance with the Stewardship Policy.</w:t>
+        </w:r>
+      </w:ins>
     </w:p>
     <w:p>
-      <w:pPr/>
-      <w:r>
-        <w:t>The Management Company has implemented a conflicts of interest policy. Potential conflicts are managed through information barriers and escalation procedures.</w:t>
-      </w:r>
+      <w:pPr>
+        <w:rPr>
+          <w:ins w:id="8" w:author="Clause Inserter" w:date="2026-03-26T11:25:23Z"/>
+        </w:rPr>
+      </w:pPr>
+      <w:ins w:id="9" w:author="Clause Inserter" w:date="2026-03-26T11:25:23Z">
+        <w:r>
+          <w:rPr>
+            <w:b w:val="0"/>
+          </w:rPr>
+          <w:t xml:space="preserve">Disclose engagement and voting outcomes in the annual report.</w:t>
+        </w:r>
+      </w:ins>
+    </w:p>
+    <w:p>
+      <w:pPr>
+        <w:rPr>
+          <w:ins w:id="10" w:author="Clause Inserter" w:date="2026-03-26T11:25:23Z"/>
+        </w:rPr>
+      </w:pPr>
     </w:p>
     <w:p>
       <w:pPr/>

--- a/data/prospectus_review.docx
+++ b/data/prospectus_review.docx
@@ -335,50 +335,6 @@
       </w:r>
     </w:p>
     <w:p>
-      <w:pPr>
-        <w:rPr>
-          <w:ins w:id="39" w:author="Clause Inserter" w:date="2026-03-26T11:25:23Z"/>
-        </w:rPr>
-      </w:pPr>
-    </w:p>
-    <w:p>
-      <w:pPr>
-        <w:rPr>
-          <w:ins w:id="40" w:author="Clause Inserter" w:date="2026-03-26T11:25:23Z"/>
-        </w:rPr>
-      </w:pPr>
-      <w:ins w:id="41" w:author="Clause Inserter" w:date="2026-03-26T11:25:23Z">
-        <w:r>
-          <w:rPr>
-            <w:b/>
-          </w:rPr>
-          <w:t xml:space="preserve">Sustainable Finance Disclosure</w:t>
-        </w:r>
-      </w:ins>
-    </w:p>
-    <w:p>
-      <w:pPr>
-        <w:rPr>
-          <w:ins w:id="42" w:author="Clause Inserter" w:date="2026-03-26T11:25:23Z"/>
-        </w:rPr>
-      </w:pPr>
-      <w:ins w:id="43" w:author="Clause Inserter" w:date="2026-03-26T11:25:23Z">
-        <w:r>
-          <w:rPr>
-            <w:b w:val="0"/>
-          </w:rPr>
-          <w:t xml:space="preserve">The Management Company ensures compliance with Regulation (EU) 2019/2088 (SFDR). Pre-contractual and periodic disclosures are made available to investors in accordance with the applicable regulatory requirements.</w:t>
-        </w:r>
-      </w:ins>
-    </w:p>
-    <w:p>
-      <w:pPr>
-        <w:rPr>
-          <w:ins w:id="44" w:author="Clause Inserter" w:date="2026-03-26T11:25:23Z"/>
-        </w:rPr>
-      </w:pPr>
-    </w:p>
-    <w:p>
       <w:pPr/>
     </w:p>
     <w:p>
@@ -461,6 +417,50 @@
       <w:r>
         <w:t>The Compartment uses no formal benchmark. Performance is assessed on an absolute return basis.</w:t>
       </w:r>
+    </w:p>
+    <w:p>
+      <w:pPr>
+        <w:rPr>
+          <w:ins w:id="39" w:author="Clause Inserter" w:date="2026-03-26T12:32:46Z"/>
+        </w:rPr>
+      </w:pPr>
+    </w:p>
+    <w:p>
+      <w:pPr>
+        <w:rPr>
+          <w:ins w:id="40" w:author="Clause Inserter" w:date="2026-03-26T12:32:46Z"/>
+        </w:rPr>
+      </w:pPr>
+      <w:ins w:id="41" w:author="Clause Inserter" w:date="2026-03-26T12:32:46Z">
+        <w:r>
+          <w:rPr>
+            <w:b/>
+          </w:rPr>
+          <w:t xml:space="preserve">Sustainable Finance Disclosure</w:t>
+        </w:r>
+      </w:ins>
+    </w:p>
+    <w:p>
+      <w:pPr>
+        <w:rPr>
+          <w:ins w:id="42" w:author="Clause Inserter" w:date="2026-03-26T12:32:46Z"/>
+        </w:rPr>
+      </w:pPr>
+      <w:ins w:id="43" w:author="Clause Inserter" w:date="2026-03-26T12:32:46Z">
+        <w:r>
+          <w:rPr>
+            <w:b w:val="0"/>
+          </w:rPr>
+          <w:t xml:space="preserve">The Management Company ensures compliance with Regulation (EU) 2019/2088 (SFDR). Pre-contractual and periodic disclosures are made available to investors in accordance with the applicable regulatory requirements.</w:t>
+        </w:r>
+      </w:ins>
+    </w:p>
+    <w:p>
+      <w:pPr>
+        <w:rPr>
+          <w:ins w:id="44" w:author="Clause Inserter" w:date="2026-03-26T12:32:46Z"/>
+        </w:rPr>
+      </w:pPr>
     </w:p>
     <w:p>
       <w:pPr/>
@@ -547,80 +547,6 @@
       </w:r>
     </w:p>
     <w:p>
-      <w:pPr>
-        <w:rPr>
-          <w:ins w:id="29" w:author="Clause Inserter" w:date="2026-03-26T11:25:23Z"/>
-        </w:rPr>
-      </w:pPr>
-    </w:p>
-    <w:p>
-      <w:pPr>
-        <w:rPr>
-          <w:ins w:id="30" w:author="Clause Inserter" w:date="2026-03-26T11:25:23Z"/>
-        </w:rPr>
-      </w:pPr>
-      <w:ins w:id="31" w:author="Clause Inserter" w:date="2026-03-26T11:25:23Z">
-        <w:r>
-          <w:rPr>
-            <w:b/>
-          </w:rPr>
-          <w:t xml:space="preserve">Stewardship Policy</w:t>
-        </w:r>
-      </w:ins>
-    </w:p>
-    <w:p>
-      <w:pPr>
-        <w:rPr>
-          <w:ins w:id="32" w:author="Clause Inserter" w:date="2026-03-26T11:25:23Z"/>
-        </w:rPr>
-      </w:pPr>
-      <w:ins w:id="33" w:author="Clause Inserter" w:date="2026-03-26T11:25:23Z">
-        <w:r>
-          <w:rPr>
-            <w:b w:val="0"/>
-          </w:rPr>
-          <w:t xml:space="preserve">Monitor and engage with investee companies on ESG matters.</w:t>
-        </w:r>
-      </w:ins>
-    </w:p>
-    <w:p>
-      <w:pPr>
-        <w:rPr>
-          <w:ins w:id="34" w:author="Clause Inserter" w:date="2026-03-26T11:25:23Z"/>
-        </w:rPr>
-      </w:pPr>
-      <w:ins w:id="35" w:author="Clause Inserter" w:date="2026-03-26T11:25:23Z">
-        <w:r>
-          <w:rPr>
-            <w:b w:val="0"/>
-          </w:rPr>
-          <w:t xml:space="preserve">Exercise voting rights in accordance with the Stewardship Policy.</w:t>
-        </w:r>
-      </w:ins>
-    </w:p>
-    <w:p>
-      <w:pPr>
-        <w:rPr>
-          <w:ins w:id="36" w:author="Clause Inserter" w:date="2026-03-26T11:25:23Z"/>
-        </w:rPr>
-      </w:pPr>
-      <w:ins w:id="37" w:author="Clause Inserter" w:date="2026-03-26T11:25:23Z">
-        <w:r>
-          <w:rPr>
-            <w:b w:val="0"/>
-          </w:rPr>
-          <w:t xml:space="preserve">Disclose engagement and voting outcomes in the annual report.</w:t>
-        </w:r>
-      </w:ins>
-    </w:p>
-    <w:p>
-      <w:pPr>
-        <w:rPr>
-          <w:ins w:id="38" w:author="Clause Inserter" w:date="2026-03-26T11:25:23Z"/>
-        </w:rPr>
-      </w:pPr>
-    </w:p>
-    <w:p>
       <w:pPr/>
     </w:p>
     <w:p>
@@ -670,6 +596,80 @@
       <w:r>
         <w:t>SFDR Annex 1 - Pre-contractual disclosure for the financial products referred to in Article 8.</w:t>
       </w:r>
+    </w:p>
+    <w:p>
+      <w:pPr>
+        <w:rPr>
+          <w:ins w:id="29" w:author="Clause Inserter" w:date="2026-03-26T12:32:46Z"/>
+        </w:rPr>
+      </w:pPr>
+    </w:p>
+    <w:p>
+      <w:pPr>
+        <w:rPr>
+          <w:ins w:id="30" w:author="Clause Inserter" w:date="2026-03-26T12:32:46Z"/>
+        </w:rPr>
+      </w:pPr>
+      <w:ins w:id="31" w:author="Clause Inserter" w:date="2026-03-26T12:32:46Z">
+        <w:r>
+          <w:rPr>
+            <w:b/>
+          </w:rPr>
+          <w:t xml:space="preserve">Stewardship Policy</w:t>
+        </w:r>
+      </w:ins>
+    </w:p>
+    <w:p>
+      <w:pPr>
+        <w:rPr>
+          <w:ins w:id="32" w:author="Clause Inserter" w:date="2026-03-26T12:32:46Z"/>
+        </w:rPr>
+      </w:pPr>
+      <w:ins w:id="33" w:author="Clause Inserter" w:date="2026-03-26T12:32:46Z">
+        <w:r>
+          <w:rPr>
+            <w:b w:val="0"/>
+          </w:rPr>
+          <w:t xml:space="preserve">Monitor and engage with investee companies on ESG matters.</w:t>
+        </w:r>
+      </w:ins>
+    </w:p>
+    <w:p>
+      <w:pPr>
+        <w:rPr>
+          <w:ins w:id="34" w:author="Clause Inserter" w:date="2026-03-26T12:32:46Z"/>
+        </w:rPr>
+      </w:pPr>
+      <w:ins w:id="35" w:author="Clause Inserter" w:date="2026-03-26T12:32:46Z">
+        <w:r>
+          <w:rPr>
+            <w:b w:val="0"/>
+          </w:rPr>
+          <w:t xml:space="preserve">Exercise voting rights in accordance with the Stewardship Policy.</w:t>
+        </w:r>
+      </w:ins>
+    </w:p>
+    <w:p>
+      <w:pPr>
+        <w:rPr>
+          <w:ins w:id="36" w:author="Clause Inserter" w:date="2026-03-26T12:32:46Z"/>
+        </w:rPr>
+      </w:pPr>
+      <w:ins w:id="37" w:author="Clause Inserter" w:date="2026-03-26T12:32:46Z">
+        <w:r>
+          <w:rPr>
+            <w:b w:val="0"/>
+          </w:rPr>
+          <w:t xml:space="preserve">Disclose engagement and voting outcomes in the annual report.</w:t>
+        </w:r>
+      </w:ins>
+    </w:p>
+    <w:p>
+      <w:pPr>
+        <w:rPr>
+          <w:ins w:id="38" w:author="Clause Inserter" w:date="2026-03-26T12:32:46Z"/>
+        </w:rPr>
+      </w:pPr>
     </w:p>
     <w:p>
       <w:pPr/>
@@ -743,17 +743,17 @@
     <w:p>
       <w:pPr>
         <w:rPr>
-          <w:ins w:id="17" w:author="Clause Inserter" w:date="2026-03-26T11:25:23Z"/>
+          <w:ins w:id="17" w:author="Clause Inserter" w:date="2026-03-26T12:32:46Z"/>
         </w:rPr>
       </w:pPr>
     </w:p>
     <w:p>
       <w:pPr>
         <w:rPr>
-          <w:ins w:id="18" w:author="Clause Inserter" w:date="2026-03-26T11:25:23Z"/>
+          <w:ins w:id="18" w:author="Clause Inserter" w:date="2026-03-26T12:32:46Z"/>
         </w:rPr>
       </w:pPr>
-      <w:ins w:id="19" w:author="Clause Inserter" w:date="2026-03-26T11:25:23Z">
+      <w:ins w:id="19" w:author="Clause Inserter" w:date="2026-03-26T12:32:46Z">
         <w:r>
           <w:rPr>
             <w:b/>
@@ -765,10 +765,10 @@
     <w:p>
       <w:pPr>
         <w:rPr>
-          <w:ins w:id="20" w:author="Clause Inserter" w:date="2026-03-26T11:25:23Z"/>
+          <w:ins w:id="20" w:author="Clause Inserter" w:date="2026-03-26T12:32:46Z"/>
         </w:rPr>
       </w:pPr>
-      <w:ins w:id="21" w:author="Clause Inserter" w:date="2026-03-26T11:25:23Z">
+      <w:ins w:id="21" w:author="Clause Inserter" w:date="2026-03-26T12:32:46Z">
         <w:r>
           <w:rPr>
             <w:b/>
@@ -780,10 +780,10 @@
     <w:p>
       <w:pPr>
         <w:rPr>
-          <w:ins w:id="22" w:author="Clause Inserter" w:date="2026-03-26T11:25:23Z"/>
+          <w:ins w:id="22" w:author="Clause Inserter" w:date="2026-03-26T12:32:46Z"/>
         </w:rPr>
       </w:pPr>
-      <w:ins w:id="23" w:author="Clause Inserter" w:date="2026-03-26T11:25:23Z">
+      <w:ins w:id="23" w:author="Clause Inserter" w:date="2026-03-26T12:32:46Z">
         <w:r>
           <w:rPr>
             <w:b w:val="0"/>
@@ -795,10 +795,10 @@
     <w:p>
       <w:pPr>
         <w:rPr>
-          <w:ins w:id="24" w:author="Clause Inserter" w:date="2026-03-26T11:25:23Z"/>
+          <w:ins w:id="24" w:author="Clause Inserter" w:date="2026-03-26T12:32:46Z"/>
         </w:rPr>
       </w:pPr>
-      <w:ins w:id="25" w:author="Clause Inserter" w:date="2026-03-26T11:25:23Z">
+      <w:ins w:id="25" w:author="Clause Inserter" w:date="2026-03-26T12:32:46Z">
         <w:r>
           <w:rPr>
             <w:b/>
@@ -810,10 +810,10 @@
     <w:p>
       <w:pPr>
         <w:rPr>
-          <w:ins w:id="26" w:author="Clause Inserter" w:date="2026-03-26T11:25:23Z"/>
+          <w:ins w:id="26" w:author="Clause Inserter" w:date="2026-03-26T12:32:46Z"/>
         </w:rPr>
       </w:pPr>
-      <w:ins w:id="27" w:author="Clause Inserter" w:date="2026-03-26T11:25:23Z">
+      <w:ins w:id="27" w:author="Clause Inserter" w:date="2026-03-26T12:32:46Z">
         <w:r>
           <w:rPr>
             <w:b w:val="0"/>
@@ -825,7 +825,7 @@
     <w:p>
       <w:pPr>
         <w:rPr>
-          <w:ins w:id="28" w:author="Clause Inserter" w:date="2026-03-26T11:25:23Z"/>
+          <w:ins w:id="28" w:author="Clause Inserter" w:date="2026-03-26T12:32:46Z"/>
         </w:rPr>
       </w:pPr>
     </w:p>
@@ -1004,50 +1004,6 @@
       </w:r>
     </w:p>
     <w:p>
-      <w:pPr>
-        <w:rPr>
-          <w:ins w:id="11" w:author="Clause Inserter" w:date="2026-03-26T11:25:23Z"/>
-        </w:rPr>
-      </w:pPr>
-    </w:p>
-    <w:p>
-      <w:pPr>
-        <w:rPr>
-          <w:ins w:id="12" w:author="Clause Inserter" w:date="2026-03-26T11:25:23Z"/>
-        </w:rPr>
-      </w:pPr>
-      <w:ins w:id="13" w:author="Clause Inserter" w:date="2026-03-26T11:25:23Z">
-        <w:r>
-          <w:rPr>
-            <w:b/>
-          </w:rPr>
-          <w:t xml:space="preserve">Sustainable Finance Disclosure</w:t>
-        </w:r>
-      </w:ins>
-    </w:p>
-    <w:p>
-      <w:pPr>
-        <w:rPr>
-          <w:ins w:id="14" w:author="Clause Inserter" w:date="2026-03-26T11:25:23Z"/>
-        </w:rPr>
-      </w:pPr>
-      <w:ins w:id="15" w:author="Clause Inserter" w:date="2026-03-26T11:25:23Z">
-        <w:r>
-          <w:rPr>
-            <w:b w:val="0"/>
-          </w:rPr>
-          <w:t xml:space="preserve">The Management Company ensures compliance with Regulation (EU) 2019/2088 (SFDR). Pre-contractual and periodic disclosures are made available to investors in accordance with the applicable regulatory requirements.</w:t>
-        </w:r>
-      </w:ins>
-    </w:p>
-    <w:p>
-      <w:pPr>
-        <w:rPr>
-          <w:ins w:id="16" w:author="Clause Inserter" w:date="2026-03-26T11:25:23Z"/>
-        </w:rPr>
-      </w:pPr>
-    </w:p>
-    <w:p>
       <w:pPr/>
     </w:p>
     <w:p>
@@ -1130,6 +1086,50 @@
       <w:r>
         <w:t>The Compartment uses no formal benchmark. Performance is assessed on an absolute return basis.</w:t>
       </w:r>
+    </w:p>
+    <w:p>
+      <w:pPr>
+        <w:rPr>
+          <w:ins w:id="11" w:author="Clause Inserter" w:date="2026-03-26T12:32:46Z"/>
+        </w:rPr>
+      </w:pPr>
+    </w:p>
+    <w:p>
+      <w:pPr>
+        <w:rPr>
+          <w:ins w:id="12" w:author="Clause Inserter" w:date="2026-03-26T12:32:46Z"/>
+        </w:rPr>
+      </w:pPr>
+      <w:ins w:id="13" w:author="Clause Inserter" w:date="2026-03-26T12:32:46Z">
+        <w:r>
+          <w:rPr>
+            <w:b/>
+          </w:rPr>
+          <w:t xml:space="preserve">Sustainable Finance Disclosure</w:t>
+        </w:r>
+      </w:ins>
+    </w:p>
+    <w:p>
+      <w:pPr>
+        <w:rPr>
+          <w:ins w:id="14" w:author="Clause Inserter" w:date="2026-03-26T12:32:46Z"/>
+        </w:rPr>
+      </w:pPr>
+      <w:ins w:id="15" w:author="Clause Inserter" w:date="2026-03-26T12:32:46Z">
+        <w:r>
+          <w:rPr>
+            <w:b w:val="0"/>
+          </w:rPr>
+          <w:t xml:space="preserve">The Management Company ensures compliance with Regulation (EU) 2019/2088 (SFDR). Pre-contractual and periodic disclosures are made available to investors in accordance with the applicable regulatory requirements.</w:t>
+        </w:r>
+      </w:ins>
+    </w:p>
+    <w:p>
+      <w:pPr>
+        <w:rPr>
+          <w:ins w:id="16" w:author="Clause Inserter" w:date="2026-03-26T12:32:46Z"/>
+        </w:rPr>
+      </w:pPr>
     </w:p>
     <w:p>
       <w:pPr/>
@@ -1216,80 +1216,6 @@
       </w:r>
     </w:p>
     <w:p>
-      <w:pPr>
-        <w:rPr>
-          <w:ins w:id="1" w:author="Clause Inserter" w:date="2026-03-26T11:25:23Z"/>
-        </w:rPr>
-      </w:pPr>
-    </w:p>
-    <w:p>
-      <w:pPr>
-        <w:rPr>
-          <w:ins w:id="2" w:author="Clause Inserter" w:date="2026-03-26T11:25:23Z"/>
-        </w:rPr>
-      </w:pPr>
-      <w:ins w:id="3" w:author="Clause Inserter" w:date="2026-03-26T11:25:23Z">
-        <w:r>
-          <w:rPr>
-            <w:b/>
-          </w:rPr>
-          <w:t xml:space="preserve">Stewardship Policy</w:t>
-        </w:r>
-      </w:ins>
-    </w:p>
-    <w:p>
-      <w:pPr>
-        <w:rPr>
-          <w:ins w:id="4" w:author="Clause Inserter" w:date="2026-03-26T11:25:23Z"/>
-        </w:rPr>
-      </w:pPr>
-      <w:ins w:id="5" w:author="Clause Inserter" w:date="2026-03-26T11:25:23Z">
-        <w:r>
-          <w:rPr>
-            <w:b w:val="0"/>
-          </w:rPr>
-          <w:t xml:space="preserve">Monitor and engage with investee companies on ESG matters.</w:t>
-        </w:r>
-      </w:ins>
-    </w:p>
-    <w:p>
-      <w:pPr>
-        <w:rPr>
-          <w:ins w:id="6" w:author="Clause Inserter" w:date="2026-03-26T11:25:23Z"/>
-        </w:rPr>
-      </w:pPr>
-      <w:ins w:id="7" w:author="Clause Inserter" w:date="2026-03-26T11:25:23Z">
-        <w:r>
-          <w:rPr>
-            <w:b w:val="0"/>
-          </w:rPr>
-          <w:t xml:space="preserve">Exercise voting rights in accordance with the Stewardship Policy.</w:t>
-        </w:r>
-      </w:ins>
-    </w:p>
-    <w:p>
-      <w:pPr>
-        <w:rPr>
-          <w:ins w:id="8" w:author="Clause Inserter" w:date="2026-03-26T11:25:23Z"/>
-        </w:rPr>
-      </w:pPr>
-      <w:ins w:id="9" w:author="Clause Inserter" w:date="2026-03-26T11:25:23Z">
-        <w:r>
-          <w:rPr>
-            <w:b w:val="0"/>
-          </w:rPr>
-          <w:t xml:space="preserve">Disclose engagement and voting outcomes in the annual report.</w:t>
-        </w:r>
-      </w:ins>
-    </w:p>
-    <w:p>
-      <w:pPr>
-        <w:rPr>
-          <w:ins w:id="10" w:author="Clause Inserter" w:date="2026-03-26T11:25:23Z"/>
-        </w:rPr>
-      </w:pPr>
-    </w:p>
-    <w:p>
       <w:pPr/>
     </w:p>
     <w:p>
@@ -1339,6 +1265,80 @@
       <w:r>
         <w:t>SFDR Annex 2 - Pre-contractual disclosure for the financial products referred to in Article 8.</w:t>
       </w:r>
+    </w:p>
+    <w:p>
+      <w:pPr>
+        <w:rPr>
+          <w:ins w:id="1" w:author="Clause Inserter" w:date="2026-03-26T12:32:46Z"/>
+        </w:rPr>
+      </w:pPr>
+    </w:p>
+    <w:p>
+      <w:pPr>
+        <w:rPr>
+          <w:ins w:id="2" w:author="Clause Inserter" w:date="2026-03-26T12:32:46Z"/>
+        </w:rPr>
+      </w:pPr>
+      <w:ins w:id="3" w:author="Clause Inserter" w:date="2026-03-26T12:32:46Z">
+        <w:r>
+          <w:rPr>
+            <w:b/>
+          </w:rPr>
+          <w:t xml:space="preserve">Stewardship Policy</w:t>
+        </w:r>
+      </w:ins>
+    </w:p>
+    <w:p>
+      <w:pPr>
+        <w:rPr>
+          <w:ins w:id="4" w:author="Clause Inserter" w:date="2026-03-26T12:32:46Z"/>
+        </w:rPr>
+      </w:pPr>
+      <w:ins w:id="5" w:author="Clause Inserter" w:date="2026-03-26T12:32:46Z">
+        <w:r>
+          <w:rPr>
+            <w:b w:val="0"/>
+          </w:rPr>
+          <w:t xml:space="preserve">Monitor and engage with investee companies on ESG matters.</w:t>
+        </w:r>
+      </w:ins>
+    </w:p>
+    <w:p>
+      <w:pPr>
+        <w:rPr>
+          <w:ins w:id="6" w:author="Clause Inserter" w:date="2026-03-26T12:32:46Z"/>
+        </w:rPr>
+      </w:pPr>
+      <w:ins w:id="7" w:author="Clause Inserter" w:date="2026-03-26T12:32:46Z">
+        <w:r>
+          <w:rPr>
+            <w:b w:val="0"/>
+          </w:rPr>
+          <w:t xml:space="preserve">Exercise voting rights in accordance with the Stewardship Policy.</w:t>
+        </w:r>
+      </w:ins>
+    </w:p>
+    <w:p>
+      <w:pPr>
+        <w:rPr>
+          <w:ins w:id="8" w:author="Clause Inserter" w:date="2026-03-26T12:32:46Z"/>
+        </w:rPr>
+      </w:pPr>
+      <w:ins w:id="9" w:author="Clause Inserter" w:date="2026-03-26T12:32:46Z">
+        <w:r>
+          <w:rPr>
+            <w:b w:val="0"/>
+          </w:rPr>
+          <w:t xml:space="preserve">Disclose engagement and voting outcomes in the annual report.</w:t>
+        </w:r>
+      </w:ins>
+    </w:p>
+    <w:p>
+      <w:pPr>
+        <w:rPr>
+          <w:ins w:id="10" w:author="Clause Inserter" w:date="2026-03-26T12:32:46Z"/>
+        </w:rPr>
+      </w:pPr>
     </w:p>
     <w:p>
       <w:pPr/>
